--- a/docs/BAO_CAO_MO_DAU_CHUONG_1.docx
+++ b/docs/BAO_CAO_MO_DAU_CHUONG_1.docx
@@ -1,6 +1,6 @@
 
 <file path=word/document.xml><?xml version="1.0" encoding="utf-8"?>
-<w:document xmlns:w="http://schemas.openxmlformats.org/wordprocessingml/2006/main">
+<w:document xmlns:w="http://schemas.openxmlformats.org/wordprocessingml/2006/main" xmlns:r="http://schemas.openxmlformats.org/officeDocument/2006/relationships" xmlns:wp="http://schemas.openxmlformats.org/drawingml/2006/wordprocessingDrawing" xmlns:a="http://schemas.openxmlformats.org/drawingml/2006/main" xmlns:pic="http://schemas.openxmlformats.org/drawingml/2006/picture">
   <w:body>
     <w:p>
       <w:pPr>
@@ -5595,6 +5595,258 @@
     </w:p>
     <w:p>
       <w:pPr>
+        <w:pStyle w:val="Heading3"/>
+      </w:pPr>
+      <w:r>
+        <w:t xml:space="preserve">1.2.6. Minh họa giao diện các chức năng quản lý</w:t>
+      </w:r>
+    </w:p>
+    <w:p>
+      <w:pPr>
+        <w:pStyle w:val="Normal"/>
+      </w:pPr>
+      <w:r>
+        <w:t xml:space="preserve">Các hình minh họa giao diện quản lý thành viên, hoạt động và điểm danh. Hồ sơ hiển thị sau đăng nhập là dữ liệu mẫu tổng hợp, không phải dữ liệu cá nhân thật của sinh viên.</w:t>
+      </w:r>
+    </w:p>
+    <w:p>
+      <w:pPr>
+        <w:jc w:val="center"/>
+        <w:spacing w:before="80" w:after="40"/>
+      </w:pPr>
+      <w:r>
+        <w:drawing>
+          <wp:inline distT="0" distB="0" distL="0" distR="0">
+            <wp:extent cx="5303520" cy="4715009"/>
+            <wp:docPr id="1" name="giao_dien_thanh_vien.png" descr="Screenshot giao dien web minh hoa"/>
+            <wp:cNvGraphicFramePr>
+              <a:graphicFrameLocks noChangeAspect="1"/>
+            </wp:cNvGraphicFramePr>
+            <a:graphic>
+              <a:graphicData uri="http://schemas.openxmlformats.org/drawingml/2006/picture">
+                <pic:pic>
+                  <pic:nvPicPr>
+                    <pic:cNvPr id="1" name="giao_dien_thanh_vien.png"/>
+                    <pic:cNvPicPr/>
+                  </pic:nvPicPr>
+                  <pic:blipFill>
+                    <a:blip r:embed="rId2"/>
+                    <a:stretch>
+                      <a:fillRect/>
+                    </a:stretch>
+                  </pic:blipFill>
+                  <pic:spPr>
+                    <a:xfrm>
+                      <a:off x="0" y="0"/>
+                      <a:ext cx="5303520" cy="4715009"/>
+                    </a:xfrm>
+                    <a:prstGeom prst="rect">
+                      <a:avLst/>
+                    </a:prstGeom>
+                  </pic:spPr>
+                </pic:pic>
+              </a:graphicData>
+            </a:graphic>
+          </wp:inline>
+        </w:drawing>
+      </w:r>
+    </w:p>
+    <w:p>
+      <w:pPr>
+        <w:jc w:val="center"/>
+        <w:spacing w:after="160"/>
+      </w:pPr>
+      <w:r>
+        <w:rPr>
+          <w:i/>
+          <w:sz w:val="20"/>
+        </w:rPr>
+        <w:t xml:space="preserve">Hình 1.1. Giao diện quản lý và tra cứu danh sách thành viên.</w:t>
+      </w:r>
+    </w:p>
+    <w:p>
+      <w:pPr>
+        <w:jc w:val="center"/>
+        <w:spacing w:before="80" w:after="40"/>
+      </w:pPr>
+      <w:r>
+        <w:drawing>
+          <wp:inline distT="0" distB="0" distL="0" distR="0">
+            <wp:extent cx="5303520" cy="5248131"/>
+            <wp:docPr id="2" name="giao_dien_hoat_dong.png" descr="Screenshot giao dien web minh hoa"/>
+            <wp:cNvGraphicFramePr>
+              <a:graphicFrameLocks noChangeAspect="1"/>
+            </wp:cNvGraphicFramePr>
+            <a:graphic>
+              <a:graphicData uri="http://schemas.openxmlformats.org/drawingml/2006/picture">
+                <pic:pic>
+                  <pic:nvPicPr>
+                    <pic:cNvPr id="2" name="giao_dien_hoat_dong.png"/>
+                    <pic:cNvPicPr/>
+                  </pic:nvPicPr>
+                  <pic:blipFill>
+                    <a:blip r:embed="rId3"/>
+                    <a:stretch>
+                      <a:fillRect/>
+                    </a:stretch>
+                  </pic:blipFill>
+                  <pic:spPr>
+                    <a:xfrm>
+                      <a:off x="0" y="0"/>
+                      <a:ext cx="5303520" cy="5248131"/>
+                    </a:xfrm>
+                    <a:prstGeom prst="rect">
+                      <a:avLst/>
+                    </a:prstGeom>
+                  </pic:spPr>
+                </pic:pic>
+              </a:graphicData>
+            </a:graphic>
+          </wp:inline>
+        </w:drawing>
+      </w:r>
+    </w:p>
+    <w:p>
+      <w:pPr>
+        <w:jc w:val="center"/>
+        <w:spacing w:after="160"/>
+      </w:pPr>
+      <w:r>
+        <w:rPr>
+          <w:i/>
+          <w:sz w:val="20"/>
+        </w:rPr>
+        <w:t xml:space="preserve">Hình 1.2. Giao diện danh sách hoạt động, bộ lọc và thao tác quản trị.</w:t>
+      </w:r>
+    </w:p>
+    <w:p>
+      <w:pPr>
+        <w:jc w:val="center"/>
+        <w:spacing w:before="80" w:after="40"/>
+      </w:pPr>
+      <w:r>
+        <w:drawing>
+          <wp:inline distT="0" distB="0" distL="0" distR="0">
+            <wp:extent cx="5029200" cy="5311518"/>
+            <wp:docPr id="3" name="giao_dien_diem_danh.png" descr="Screenshot giao dien web minh hoa"/>
+            <wp:cNvGraphicFramePr>
+              <a:graphicFrameLocks noChangeAspect="1"/>
+            </wp:cNvGraphicFramePr>
+            <a:graphic>
+              <a:graphicData uri="http://schemas.openxmlformats.org/drawingml/2006/picture">
+                <pic:pic>
+                  <pic:nvPicPr>
+                    <pic:cNvPr id="3" name="giao_dien_diem_danh.png"/>
+                    <pic:cNvPicPr/>
+                  </pic:nvPicPr>
+                  <pic:blipFill>
+                    <a:blip r:embed="rId4"/>
+                    <a:stretch>
+                      <a:fillRect/>
+                    </a:stretch>
+                  </pic:blipFill>
+                  <pic:spPr>
+                    <a:xfrm>
+                      <a:off x="0" y="0"/>
+                      <a:ext cx="5029200" cy="5311518"/>
+                    </a:xfrm>
+                    <a:prstGeom prst="rect">
+                      <a:avLst/>
+                    </a:prstGeom>
+                  </pic:spPr>
+                </pic:pic>
+              </a:graphicData>
+            </a:graphic>
+          </wp:inline>
+        </w:drawing>
+      </w:r>
+    </w:p>
+    <w:p>
+      <w:pPr>
+        <w:jc w:val="center"/>
+        <w:spacing w:after="160"/>
+      </w:pPr>
+      <w:r>
+        <w:rPr>
+          <w:i/>
+          <w:sz w:val="20"/>
+        </w:rPr>
+        <w:t xml:space="preserve">Hình 1.3. Giao diện theo dõi điểm danh và duyệt minh chứng tham gia.</w:t>
+      </w:r>
+    </w:p>
+    <w:p>
+      <w:pPr>
+        <w:pStyle w:val="Heading3"/>
+      </w:pPr>
+      <w:r>
+        <w:t xml:space="preserve">1.2.7. Minh họa giao diện chức năng AI</w:t>
+      </w:r>
+    </w:p>
+    <w:p>
+      <w:pPr>
+        <w:pStyle w:val="Normal"/>
+      </w:pPr>
+      <w:r>
+        <w:t xml:space="preserve">Ảnh sau minh họa khu vực công cụ AI dành cho cán bộ CLB. Kết quả hiển thị là nội dung dựng để minh họa bố cục, không phải kết quả đã được xác nhận từ một lần gọi AI.</w:t>
+      </w:r>
+    </w:p>
+    <w:p>
+      <w:pPr>
+        <w:jc w:val="center"/>
+        <w:spacing w:before="80" w:after="40"/>
+      </w:pPr>
+      <w:r>
+        <w:drawing>
+          <wp:inline distT="0" distB="0" distL="0" distR="0">
+            <wp:extent cx="5029200" cy="5357477"/>
+            <wp:docPr id="4" name="giao_dien_tro_ly_ai.png" descr="Screenshot giao dien web minh hoa"/>
+            <wp:cNvGraphicFramePr>
+              <a:graphicFrameLocks noChangeAspect="1"/>
+            </wp:cNvGraphicFramePr>
+            <a:graphic>
+              <a:graphicData uri="http://schemas.openxmlformats.org/drawingml/2006/picture">
+                <pic:pic>
+                  <pic:nvPicPr>
+                    <pic:cNvPr id="4" name="giao_dien_tro_ly_ai.png"/>
+                    <pic:cNvPicPr/>
+                  </pic:nvPicPr>
+                  <pic:blipFill>
+                    <a:blip r:embed="rId5"/>
+                    <a:stretch>
+                      <a:fillRect/>
+                    </a:stretch>
+                  </pic:blipFill>
+                  <pic:spPr>
+                    <a:xfrm>
+                      <a:off x="0" y="0"/>
+                      <a:ext cx="5029200" cy="5357477"/>
+                    </a:xfrm>
+                    <a:prstGeom prst="rect">
+                      <a:avLst/>
+                    </a:prstGeom>
+                  </pic:spPr>
+                </pic:pic>
+              </a:graphicData>
+            </a:graphic>
+          </wp:inline>
+        </w:drawing>
+      </w:r>
+    </w:p>
+    <w:p>
+      <w:pPr>
+        <w:jc w:val="center"/>
+        <w:spacing w:after="160"/>
+      </w:pPr>
+      <w:r>
+        <w:rPr>
+          <w:i/>
+          <w:sz w:val="20"/>
+        </w:rPr>
+        <w:t xml:space="preserve">Hình 1.4. Giao diện công cụ AI tạo bản nháp thông báo và hỗ trợ tóm tắt.</w:t>
+      </w:r>
+    </w:p>
+    <w:p>
+      <w:pPr>
         <w:pStyle w:val="Heading2"/>
       </w:pPr>
       <w:r>
@@ -8360,6 +8612,187 @@
       </w:pPr>
       <w:r>
         <w:t xml:space="preserve">Trong sản phẩm thực tế, token cần được quản lý theo chính sách bảo mật phù hợp; không nên lưu thông tin xác thực nhạy cảm tùy tiện trong nơi lưu trữ phía trình duyệt. Giao diện cần xử lý trạng thái tải, lỗi và danh sách rỗng thay vì giả định API luôn trả dữ liệu thành công.</w:t>
+      </w:r>
+    </w:p>
+    <w:p>
+      <w:pPr>
+        <w:pStyle w:val="Heading3"/>
+      </w:pPr>
+      <w:r>
+        <w:t xml:space="preserve">1.3.6. Minh họa giao diện xác thực và trang tổng quan</w:t>
+      </w:r>
+    </w:p>
+    <w:p>
+      <w:pPr>
+        <w:pStyle w:val="Normal"/>
+      </w:pPr>
+      <w:r>
+        <w:t xml:space="preserve">Hình đăng nhập và đăng ký thể hiện các biểu mẫu trong frontend hiện có. Hình tổng quan dùng dữ liệu mẫu để minh họa cách bố trí thẻ thống kê; các giá trị không đại diện dữ liệu đã truy vấn từ cơ sở dữ liệu.</w:t>
+      </w:r>
+    </w:p>
+    <w:p>
+      <w:pPr>
+        <w:jc w:val="center"/>
+        <w:spacing w:before="80" w:after="40"/>
+      </w:pPr>
+      <w:r>
+        <w:drawing>
+          <wp:inline distT="0" distB="0" distL="0" distR="0">
+            <wp:extent cx="4206240" cy="5337422"/>
+            <wp:docPr id="5" name="giao_dien_dang_nhap.png" descr="Screenshot giao dien web minh hoa"/>
+            <wp:cNvGraphicFramePr>
+              <a:graphicFrameLocks noChangeAspect="1"/>
+            </wp:cNvGraphicFramePr>
+            <a:graphic>
+              <a:graphicData uri="http://schemas.openxmlformats.org/drawingml/2006/picture">
+                <pic:pic>
+                  <pic:nvPicPr>
+                    <pic:cNvPr id="5" name="giao_dien_dang_nhap.png"/>
+                    <pic:cNvPicPr/>
+                  </pic:nvPicPr>
+                  <pic:blipFill>
+                    <a:blip r:embed="rId6"/>
+                    <a:stretch>
+                      <a:fillRect/>
+                    </a:stretch>
+                  </pic:blipFill>
+                  <pic:spPr>
+                    <a:xfrm>
+                      <a:off x="0" y="0"/>
+                      <a:ext cx="4206240" cy="5337422"/>
+                    </a:xfrm>
+                    <a:prstGeom prst="rect">
+                      <a:avLst/>
+                    </a:prstGeom>
+                  </pic:spPr>
+                </pic:pic>
+              </a:graphicData>
+            </a:graphic>
+          </wp:inline>
+        </w:drawing>
+      </w:r>
+    </w:p>
+    <w:p>
+      <w:pPr>
+        <w:jc w:val="center"/>
+        <w:spacing w:after="160"/>
+      </w:pPr>
+      <w:r>
+        <w:rPr>
+          <w:i/>
+          <w:sz w:val="20"/>
+        </w:rPr>
+        <w:t xml:space="preserve">Hình 1.5. Giao diện đăng nhập và các phương thức truy cập hệ thống.</w:t>
+      </w:r>
+    </w:p>
+    <w:p>
+      <w:pPr>
+        <w:jc w:val="center"/>
+        <w:spacing w:before="80" w:after="40"/>
+      </w:pPr>
+      <w:r>
+        <w:drawing>
+          <wp:inline distT="0" distB="0" distL="0" distR="0">
+            <wp:extent cx="3474720" cy="6273548"/>
+            <wp:docPr id="6" name="giao_dien_dang_ky.png" descr="Screenshot giao dien web minh hoa"/>
+            <wp:cNvGraphicFramePr>
+              <a:graphicFrameLocks noChangeAspect="1"/>
+            </wp:cNvGraphicFramePr>
+            <a:graphic>
+              <a:graphicData uri="http://schemas.openxmlformats.org/drawingml/2006/picture">
+                <pic:pic>
+                  <pic:nvPicPr>
+                    <pic:cNvPr id="6" name="giao_dien_dang_ky.png"/>
+                    <pic:cNvPicPr/>
+                  </pic:nvPicPr>
+                  <pic:blipFill>
+                    <a:blip r:embed="rId7"/>
+                    <a:stretch>
+                      <a:fillRect/>
+                    </a:stretch>
+                  </pic:blipFill>
+                  <pic:spPr>
+                    <a:xfrm>
+                      <a:off x="0" y="0"/>
+                      <a:ext cx="3474720" cy="6273548"/>
+                    </a:xfrm>
+                    <a:prstGeom prst="rect">
+                      <a:avLst/>
+                    </a:prstGeom>
+                  </pic:spPr>
+                </pic:pic>
+              </a:graphicData>
+            </a:graphic>
+          </wp:inline>
+        </w:drawing>
+      </w:r>
+    </w:p>
+    <w:p>
+      <w:pPr>
+        <w:jc w:val="center"/>
+        <w:spacing w:after="160"/>
+      </w:pPr>
+      <w:r>
+        <w:rPr>
+          <w:i/>
+          <w:sz w:val="20"/>
+        </w:rPr>
+        <w:t xml:space="preserve">Hình 1.6. Giao diện đăng ký tài khoản và nhập hồ sơ thành viên cơ bản.</w:t>
+      </w:r>
+    </w:p>
+    <w:p>
+      <w:pPr>
+        <w:jc w:val="center"/>
+        <w:spacing w:before="80" w:after="40"/>
+      </w:pPr>
+      <w:r>
+        <w:drawing>
+          <wp:inline distT="0" distB="0" distL="0" distR="0">
+            <wp:extent cx="4572000" cy="6255164"/>
+            <wp:docPr id="7" name="giao_dien_tong_quan.png" descr="Screenshot giao dien web minh hoa"/>
+            <wp:cNvGraphicFramePr>
+              <a:graphicFrameLocks noChangeAspect="1"/>
+            </wp:cNvGraphicFramePr>
+            <a:graphic>
+              <a:graphicData uri="http://schemas.openxmlformats.org/drawingml/2006/picture">
+                <pic:pic>
+                  <pic:nvPicPr>
+                    <pic:cNvPr id="7" name="giao_dien_tong_quan.png"/>
+                    <pic:cNvPicPr/>
+                  </pic:nvPicPr>
+                  <pic:blipFill>
+                    <a:blip r:embed="rId8"/>
+                    <a:stretch>
+                      <a:fillRect/>
+                    </a:stretch>
+                  </pic:blipFill>
+                  <pic:spPr>
+                    <a:xfrm>
+                      <a:off x="0" y="0"/>
+                      <a:ext cx="4572000" cy="6255164"/>
+                    </a:xfrm>
+                    <a:prstGeom prst="rect">
+                      <a:avLst/>
+                    </a:prstGeom>
+                  </pic:spPr>
+                </pic:pic>
+              </a:graphicData>
+            </a:graphic>
+          </wp:inline>
+        </w:drawing>
+      </w:r>
+    </w:p>
+    <w:p>
+      <w:pPr>
+        <w:jc w:val="center"/>
+        <w:spacing w:after="160"/>
+      </w:pPr>
+      <w:r>
+        <w:rPr>
+          <w:i/>
+          <w:sz w:val="20"/>
+        </w:rPr>
+        <w:t xml:space="preserve">Hình 1.7. Trang tổng quan với thẻ thống kê và khu vực thành viên tích cực; số liệu chỉ phục vụ minh họa.</w:t>
       </w:r>
     </w:p>
     <w:p>
